--- a/ru/wisdom-stories/living-with-loss.docx
+++ b/ru/wisdom-stories/living-with-loss.docx
@@ -15,7 +15,7 @@
           <w:b/>
           <w:bCs/>
         </w:rPr>
-        <w:t>Умерший — тот, кто остался в жизни</w:t>
+        <w:t>Словно умер вместе с любимым человеком</w:t>
       </w:r>
     </w:p>
     <w:p>
@@ -41,7 +41,7 @@
         <w:rPr>
           <w:b/>
         </w:rPr>
-        <w:t>Мораль: Потеряв любимого человека, тот, кто остался жить, тоскует и чувствует себя словно умершим при жизни. Разлука ещё сильнее даёт почувствовать глубину любви.</w:t>
+        <w:t>Мораль: Потеряв любимого человека, оставшийся в живых тоскует и порой чувствует себя словно умершим вместе с ним. Разлука ещё острее даёт почувствовать глубину любви.</w:t>
       </w:r>
     </w:p>
     <w:p>
